--- a/eng/docx/48.content.docx
+++ b/eng/docx/48.content.docx
@@ -7,6 +7,15 @@
       <w:r/>
     </w:p>
     <w:p>
+      <w:pPr>
+        <w:pStyle w:val="Heading2"/>
+      </w:pPr>
+      <w:r>
+        <w:t>Resource: Study Notes (Tyndale)</w:t>
+      </w:r>
+      <w:r/>
+    </w:p>
+    <w:p>
       <w:r/>
       <w:r>
         <w:rPr>
@@ -46,7 +55,7 @@
         <w:pStyle w:val="Heading1"/>
       </w:pPr>
       <w:r>
-        <w:t>Aquifer Open Study Notes</w:t>
+        <w:t>Study Notes (Tyndale)</w:t>
       </w:r>
     </w:p>
     <w:p>
@@ -55,6 +64,51 @@
           <w:headerReference w:type="even" r:id="rId8"/>
           <w:headerReference w:type="default" r:id="rId9"/>
           <w:footerReference w:type="default" r:id="rId10"/>
+          <w:footnotePr>
+            <w:numRestart w:val="eachSect"/>
+          </w:footnotePr>
+          <w:type w:val="continuous"/>
+          <w:pgSz w:w="12240" w:h="15840" w:code="1"/>
+          <w:pgMar w:top="1440" w:right="1440" w:bottom="1440" w:left="1440" w:header="504" w:footer="504" w:gutter="0"/>
+          <w:cols w:space="708"/>
+          <w:titlePg/>
+          <w:docGrid w:linePitch="360"/>
+        </w:sectPr>
+      </w:pPr>
+    </w:p>
+    <w:p>
+      <w:r/>
+    </w:p>
+    <w:p>
+      <w:pPr>
+        <w:pStyle w:val="Heading2"/>
+      </w:pPr>
+      <w:r>
+        <w:t>GAL</w:t>
+      </w:r>
+      <w:r/>
+    </w:p>
+    <w:p>
+      <w:r/>
+      <w:r>
+        <w:rPr>
+          <w:i/>
+        </w:rPr>
+        <w:t>Galatians 1:1, Galatians 1:1–5, Galatians 1:1–2.21, Galatians 1:2, Galatians 1:3, Galatians 1:3–5, Galatians 1:4, Galatians 1:4–5, Galatians 1:5, Galatians 1:6, Galatians 1:6–10, Galatians 1:7, Galatians 1:8–9, Galatians 1:9, Galatians 1:10, Galatians 1:11, Galatians 1:11–2.21, Galatians 1:12, Galatians 1:13–14, Galatians 1:14, Galatians 1:15–16, Galatians 1:16–20, Galatians 1:17, Galatians 1:18, Galatians 1:18–20, Galatians 1:20, Galatians 1:21–22, Galatians 1:23–24, Galatians 2:1, Galatians 2:1–10, Galatians 2:2, Galatians 2:3, Galatians 2:4, Galatians 2:4–5, Galatians 2:5, Galatians 2:6, Galatians 2:6–10, Galatians 2:7–8, Galatians 2:9, Galatians 2:10, Galatians 2:11, Galatians 2:11–21, Galatians 2:12, Galatians 2:13, Galatians 2:14, Galatians 2:14–21, Galatians 2:15, Galatians 2:16, Galatians 2:17–21, Galatians 2:18, Galatians 2:19, Galatians 2:20, Galatians 2:21, Galatians 3:1, Galatians 3:1–9, Galatians 3:1–5.12, Galatians 3:2, Galatians 3:3, Galatians 3:4, Galatians 3:5, Galatians 3:6, Galatians 3:6–9, Galatians 3:7, Galatians 3:8, Galatians 3:10, Galatians 3:10–12, Galatians 3:11, Galatians 3:12, Galatians 3:13, Galatians 3:13–14, Galatians 3:14, Galatians 3:15, Galatians 3:15–18, Galatians 3:16, Galatians 3:17, Galatians 3:18, Galatians 3:19, Galatians 3:19–22, Galatians 3:20, Galatians 3:21, Galatians 3:21–25, Galatians 3:22, Galatians 3:23, Galatians 3:23–29, Galatians 3:24, Galatians 3:25, Galatians 3:26, Galatians 3:26–29, Galatians 3:27, Galatians 3:28, Galatians 3:29, Galatians 4:1–3, Galatians 4:1–7, Galatians 4:3, Galatians 4:4–5, Galatians 4:6, Galatians 4:8, Galatians 4:8–11, Galatians 4:9, Galatians 4:10–11, Galatians 4:11, Galatians 4:12, Galatians 4:12–20, Galatians 4:13–14, Galatians 4:15, Galatians 4:16, Galatians 4:17, Galatians 4:18, Galatians 4:19, Galatians 4:20, Galatians 4:21, Galatians 4:21–31, Galatians 4:22–23, Galatians 4:24, Galatians 4:24–25, Galatians 4:25, Galatians 4:26, Galatians 4:27, Galatians 4:28–31, Galatians 4:29, Galatians 4:30–31, Galatians 5:1, Galatians 5:2, Galatians 5:2–6, Galatians 5:3, Galatians 5:4, Galatians 5:5, Galatians 5:6, Galatians 5:7, Galatians 5:8, Galatians 5:9, Galatians 5:10, Galatians 5:11, Galatians 5:12, Galatians 5:13–6.10, Galatians 5:14, Galatians 5:15, Galatians 5:16–26, Galatians 5:17, Galatians 5:18, Galatians 5:19, Galatians 5:19–26, Galatians 5:20, Galatians 5:21, Galatians 5:22, Galatians 5:23, Galatians 5:24, Galatians 5:25, Galatians 5:26, Galatians 6:1, Galatians 6:1–5, Galatians 6:1–10, Galatians 6:2, Galatians 6:3, Galatians 6:4, Galatians 6:5, Galatians 6:6, Galatians 6:6–10, Galatians 6:7, Galatians 6:8, Galatians 6:9, Galatians 6:10, Galatians 6:11–18, Galatians 6:12–13, Galatians 6:14, Galatians 6:15, Galatians 6:16, Galatians 6:17, Galatians 6:18</w:t>
+      </w:r>
+      <w:r/>
+    </w:p>
+    <w:p>
+      <w:r/>
+      <w:r>
+        <w:t xml:space="preserve"> </w:t>
+      </w:r>
+      <w:r/>
+      <w:r/>
+    </w:p>
+    <w:p>
+      <w:pPr>
+        <w:sectPr>
           <w:footnotePr>
             <w:numRestart w:val="eachSect"/>
           </w:footnotePr>

--- a/eng/docx/48.content.docx
+++ b/eng/docx/48.content.docx
@@ -166,13 +166,6 @@
       </w:r>
       <w:r>
         <w:rPr>
-          <w:i/>
-          <w:lang w:val="en_US" w:bidi="en_US"/>
-        </w:rPr>
-        <w:t>Galatians 1:1, Galatians 1:1–5, Galatians 1:1–2.21, Galatians 1:2, Galatians 1:3, Galatians 1:3–5, Galatians 1:4, Galatians 1:4–5, Galatians 1:5, Galatians 1:6, Galatians 1:6–10, Galatians 1:7, Galatians 1:8–9, Galatians 1:9, Galatians 1:10, Galatians 1:11, Galatians 1:11–2.21, Galatians 1:12, Galatians 1:13–14, Galatians 1:14, Galatians 1:15–16, Galatians 1:16–20, Galatians 1:17, Galatians 1:18, Galatians 1:18–20, Galatians 1:20, Galatians 1:21–22, Galatians 1:23–24, Galatians 2:1, Galatians 2:1–10, Galatians 2:2, Galatians 2:3, Galatians 2:4, Galatians 2:4–5, Galatians 2:5, Galatians 2:6, Galatians 2:6–10, Galatians 2:7–8, Galatians 2:9, Galatians 2:10, Galatians 2:11, Galatians 2:11–21, Galatians 2:12, Galatians 2:13, Galatians 2:14, Galatians 2:14–21, Galatians 2:15, Galatians 2:16, Galatians 2:17–21, Galatians 2:18, Galatians 2:19, Galatians 2:20, Galatians 2:21, Galatians 3:1, Galatians 3:1–9, Galatians 3:1–5.12, Galatians 3:2, Galatians 3:3, Galatians 3:4, Galatians 3:5, Galatians 3:6, Galatians 3:6–9, Galatians 3:7, Galatians 3:8, Galatians 3:10, Galatians 3:10–12, Galatians 3:11, Galatians 3:12, Galatians 3:13, Galatians 3:13–14, Galatians 3:14, Galatians 3:15, Galatians 3:15–18, Galatians 3:16, Galatians 3:17, Galatians 3:18, Galatians 3:19, Galatians 3:19–22, Galatians 3:20, Galatians 3:21, Galatians 3:21–25, Galatians 3:22, Galatians 3:23, Galatians 3:23–29, Galatians 3:24, Galatians 3:25, Galatians 3:26, Galatians 3:26–29, Galatians 3:27, Galatians 3:28, Galatians 3:29, Galatians 4:1–3, Galatians 4:1–7, Galatians 4:3, Galatians 4:4–5, Galatians 4:6, Galatians 4:8, Galatians 4:8–11, Galatians 4:9, Galatians 4:10–11, Galatians 4:11, Galatians 4:12, Galatians 4:12–20, Galatians 4:13–14, Galatians 4:15, Galatians 4:16, Galatians 4:17, Galatians 4:18, Galatians 4:19, Galatians 4:20, Galatians 4:21, Galatians 4:21–31, Galatians 4:22–23, Galatians 4:24, Galatians 4:24–25, Galatians 4:25, Galatians 4:26, Galatians 4:27, Galatians 4:28–31, Galatians 4:29, Galatians 4:30–31, Galatians 5:1, Galatians 5:2, Galatians 5:2–6, Galatians 5:3, Galatians 5:4, Galatians 5:5, Galatians 5:6, Galatians 5:7, Galatians 5:8, Galatians 5:9, Galatians 5:10, Galatians 5:11, Galatians 5:12, Galatians 5:13–6.10, Galatians 5:14, Galatians 5:15, Galatians 5:16–26, Galatians 5:17, Galatians 5:18, Galatians 5:19, Galatians 5:19–26, Galatians 5:20, Galatians 5:21, Galatians 5:22, Galatians 5:23, Galatians 5:24, Galatians 5:25, Galatians 5:26, Galatians 6:1, Galatians 6:1–5, Galatians 6:1–10, Galatians 6:2, Galatians 6:3, Galatians 6:4, Galatians 6:5, Galatians 6:6, Galatians 6:6–10, Galatians 6:7, Galatians 6:8, Galatians 6:9, Galatians 6:10, Galatians 6:11–18, Galatians 6:12–13, Galatians 6:14, Galatians 6:15, Galatians 6:16, Galatians 6:17, Galatians 6:18</w:t>
-      </w:r>
-      <w:r>
-        <w:rPr>
           <w:lang w:val="en_US" w:bidi="en_US"/>
         </w:rPr>
       </w:r>
@@ -2576,7 +2569,7 @@
         <w:rPr>
           <w:lang w:val="en_US" w:bidi="en_US"/>
         </w:rPr>
-        <w:t xml:space="preserve">. Paul's unique experience gave him special authority and insight. However, he learned many things about Jesus's life from other people. (for example, </w:t>
+        <w:t xml:space="preserve">. Paul's unique experience gave him special authority and insight. However, he learned many things about the life of Jesus from other people (for example, </w:t>
       </w:r>
       <w:hyperlink r:id="rId57">
         <w:r>
@@ -5129,7 +5122,7 @@
         <w:rPr>
           <w:lang w:val="en_US" w:bidi="en_US"/>
         </w:rPr>
-        <w:t xml:space="preserve">: The false teaching would ruin the good news about Jesus by adding extra requirements and questioning the effectiveness of Jesus's death and God’s grace (compare </w:t>
+        <w:t xml:space="preserve">: The false teaching would ruin the the gospel (the good news about Jesus) by adding extra requirements and questioning the effectiveness of the death of Jesus and the grace of God (compare </w:t>
       </w:r>
       <w:hyperlink r:id="rId75">
         <w:r>
@@ -5741,7 +5734,7 @@
         <w:rPr>
           <w:lang w:val="en_US" w:bidi="en_US"/>
         </w:rPr>
-        <w:t>: To learn more about James, who was Jesus's brother, see "</w:t>
+        <w:t>: To learn more about James, who was the brother of Jesus. See "</w:t>
       </w:r>
       <w:r>
         <w:rPr>
@@ -9257,7 +9250,7 @@
         <w:rPr>
           <w:lang w:val="en_US" w:bidi="en_US"/>
         </w:rPr>
-        <w:t>). Paul helped people understand what Jesus's death means for them.</w:t>
+        <w:t>). Paul helped people understand what the death of Jesus means for them.</w:t>
       </w:r>
       <w:r>
         <w:rPr>
@@ -19150,7 +19143,7 @@
         <w:rPr>
           <w:lang w:val="en_US" w:bidi="en_US"/>
         </w:rPr>
-        <w:t xml:space="preserve">Paul clearly explains his message to the Galatians. He criticizes their unwise behavior and offers a better choice—freedom. </w:t>
+        <w:t xml:space="preserve">Paul clearly explains his message to the Galatians. He criticizes their unwise behavior and offers a better choice. That choice is freedom. </w:t>
       </w:r>
     </w:p>
     <w:p>
@@ -19267,7 +19260,7 @@
         <w:rPr>
           <w:lang w:val="en_US" w:bidi="en_US"/>
         </w:rPr>
-        <w:t>). Instead, they enjoy Jesus's yoke of freedom (</w:t>
+        <w:t>). Instead, they follow the gentle guidance of Jesus, which brings freedom instead of heavy demands (</w:t>
       </w:r>
       <w:hyperlink r:id="rId333">
         <w:r>
@@ -20919,7 +20912,7 @@
         <w:rPr>
           <w:lang w:val="en_US" w:bidi="en_US"/>
         </w:rPr>
-        <w:t>: Jesus's followers fulfill the law by showing love to every neighbor (</w:t>
+        <w:t>: The followers of Jesus fulfill the law by showing love to every neighbor (</w:t>
       </w:r>
       <w:hyperlink r:id="rId362">
         <w:r>
@@ -29001,7 +28994,7 @@
         <w:rPr>
           <w:lang w:val="en_US" w:bidi="en_US"/>
         </w:rPr>
-        <w:t xml:space="preserve">). Unlike the physical mark of circumcision that false teachers in Galatia wanted to force on non-Jewish Christians, Paul's scars from suffering showed he was truly Jesus's servant (compare </w:t>
+        <w:t xml:space="preserve">). Unlike the physical mark of circumcision that false teachers in Galatia wanted to force on non-Jewish Christians, Paul's scars from suffering showed he was truly the servant of Jesus (compare </w:t>
       </w:r>
       <w:hyperlink r:id="rId545">
         <w:r>

--- a/eng/docx/48.content.docx
+++ b/eng/docx/48.content.docx
@@ -150,19 +150,6 @@
           <w:lang w:val="en_US" w:bidi="en_US"/>
         </w:rPr>
         <w:t>GAL</w:t>
-      </w:r>
-      <w:r>
-        <w:rPr>
-          <w:lang w:val="en_US" w:bidi="en_US"/>
-        </w:rPr>
-      </w:r>
-    </w:p>
-    <w:p>
-      <w:pPr/>
-      <w:r>
-        <w:rPr>
-          <w:lang w:val="en_US" w:bidi="en_US"/>
-        </w:rPr>
       </w:r>
       <w:r>
         <w:rPr>

--- a/eng/docx/48.content.docx
+++ b/eng/docx/48.content.docx
@@ -19,7 +19,7 @@
         <w:rPr>
           <w:lang w:val="en_US" w:bidi="en_US"/>
         </w:rPr>
-        <w:t>Resource: Study Notes (Tyndale)</w:t>
+        <w:t>Resource: Tyndale Open Study Notes</w:t>
       </w:r>
       <w:r>
         <w:rPr>
@@ -112,7 +112,7 @@
         <w:rPr>
           <w:lang w:val="en_US" w:bidi="en_US"/>
         </w:rPr>
-        <w:t>Study Notes (Tyndale)</w:t>
+        <w:t>Tyndale Open Study Notes</w:t>
       </w:r>
     </w:p>
     <w:p>

--- a/eng/docx/48.content.docx
+++ b/eng/docx/48.content.docx
@@ -5007,7 +5007,7 @@
         <w:rPr>
           <w:lang w:val="en_US" w:bidi="en_US"/>
         </w:rPr>
-        <w:t>The false Christians entered the church in either Jerusalem or Antioch to weaken Paul's message. He taught that non-Jews (gentiles) do not have to obey Jewish practices like circumcision.</w:t>
+        <w:t>The false Christians entered the church in either Jerusalem or Antioch to weaken Paul's message. He taught that non-Jews (Gentiles) do not have to obey Jewish practices like circumcision.</w:t>
       </w:r>
       <w:r>
         <w:rPr>
@@ -6474,7 +6474,7 @@
         <w:rPr>
           <w:lang w:val="en_US" w:bidi="en_US"/>
         </w:rPr>
-        <w:t xml:space="preserve">) with fellow Christians, he created a divide between Jewish and gentile (non-Jewish) Christians. This suggested that Jewish customs made them more acceptable to God. If not uncorrected, Peter’s actions would have weakened the message of salvation by grace through faith. </w:t>
+        <w:t xml:space="preserve">) with fellow Christians, he created a divide between Jewish and Gentile (non-Jewish) Christians. This suggested that Jewish customs made them more acceptable to God. If not uncorrected, Peter’s actions would have weakened the message of salvation by grace through faith. </w:t>
       </w:r>
     </w:p>
     <w:p>
@@ -6685,7 +6685,7 @@
         <w:rPr>
           <w:lang w:val="en_US" w:bidi="en_US"/>
         </w:rPr>
-        <w:t xml:space="preserve">By living like a gentile (eating with non-Jewish people and not following Jewish food laws) Peter showed that God accepts gentiles equally with Jews through faith in Christ (see </w:t>
+        <w:t xml:space="preserve">By living like a Gentile (eating with non-Jewish people and not following Jewish food laws), Peter showed that God accepts Gentiles equally with Jews through faith in Christ (see </w:t>
       </w:r>
       <w:hyperlink r:id="rId124">
         <w:r>
@@ -6753,7 +6753,7 @@
         <w:rPr>
           <w:lang w:val="en_US" w:bidi="en_US"/>
         </w:rPr>
-        <w:t>Both Jews and gentiles would understand this from Peter’s actions.</w:t>
+        <w:t>Both Jews and Gentiles would understand this from Peter’s actions.</w:t>
       </w:r>
       <w:r>
         <w:rPr>
@@ -11641,7 +11641,7 @@
         <w:rPr>
           <w:lang w:val="en_US" w:bidi="en_US"/>
         </w:rPr>
-        <w:t xml:space="preserve">Jesus Christ has given the gentiles (non-Jewish people) the same blessing promised to Abraham, as described in </w:t>
+        <w:t xml:space="preserve">Jesus Christ has given the Gentiles (non-Jewish people) the same blessing promised to Abraham, as described in </w:t>
       </w:r>
       <w:hyperlink r:id="rId215">
         <w:r>
@@ -16488,7 +16488,7 @@
         <w:rPr>
           <w:lang w:val="en_US" w:bidi="en_US"/>
         </w:rPr>
-        <w:t>: Paul was a devoted Jew. He stopped trying to earn righteousness and accepted God's free grace in Jesus Christ. Now, Paul asks these gentiles to follow his example instead of adopting the Jewish practices he left behind. Paul's advice throughout the rest of the letter (</w:t>
+        <w:t>: Paul was a devoted Jew. He stopped trying to earn righteousness and accepted God's free grace in Jesus Christ. Now, Paul asks these Gentiles to follow his example instead of adopting the Jewish practices he left behind. Paul's advice throughout the rest of the letter (</w:t>
       </w:r>
       <w:hyperlink r:id="rId292">
         <w:r>
@@ -18327,7 +18327,7 @@
         <w:rPr>
           <w:lang w:val="en_US" w:bidi="en_US"/>
         </w:rPr>
-        <w:t xml:space="preserve"> Sarah’s son, Isaac, was freely given all of God's promises apart from the law of Moses. Similarly, Jews and gentiles who live by faith in Jesus are Sarah’s true children. They receive God's promises to Abraham freely apart from the law (</w:t>
+        <w:t xml:space="preserve"> Sarah’s son, Isaac, was freely given all of God's promises apart from the law of Moses. Similarly, Jews and Gentiles who live by faith in Jesus are Sarah’s true children. They receive God's promises to Abraham freely apart from the law (</w:t>
       </w:r>
       <w:hyperlink r:id="rId316">
         <w:r>
@@ -28824,7 +28824,7 @@
         <w:rPr>
           <w:lang w:val="en_US" w:bidi="en_US"/>
         </w:rPr>
-        <w:t xml:space="preserve"> is not found elsewhere in the New Testament or other writings. Perhaps false teachers promised this identity to gentiles who accepted circumcision. If so, Paul shows why their argument was wrong: The non-Jewish Christians in Galatia did not need circumcision, as they were already God's </w:t>
+        <w:t xml:space="preserve"> is not found elsewhere in the New Testament or other writings. Perhaps false teachers promised this identity to Gentiles who accepted circumcision. If so, Paul shows why their argument was wrong: The non-Jewish Christians in Galatia did not need circumcision, as they were already God's </w:t>
       </w:r>
       <w:r>
         <w:rPr>

--- a/eng/docx/48.content.docx
+++ b/eng/docx/48.content.docx
@@ -19,7 +19,7 @@
         <w:rPr>
           <w:lang w:val="en_US" w:bidi="en_US"/>
         </w:rPr>
-        <w:t>Resource: Tyndale Open Study Notes</w:t>
+        <w:t>Resource: Aquifer Open Study Notes</w:t>
       </w:r>
       <w:r>
         <w:rPr>
@@ -112,7 +112,7 @@
         <w:rPr>
           <w:lang w:val="en_US" w:bidi="en_US"/>
         </w:rPr>
-        <w:t>Tyndale Open Study Notes</w:t>
+        <w:t>Aquifer Open Study Notes</w:t>
       </w:r>
     </w:p>
     <w:p>
